--- a/ОТЧЕТ/ТИТУЛЬНИК_ДЗ_КП.docx
+++ b/ОТЧЕТ/ТИТУЛЬНИК_ДЗ_КП.docx
@@ -1,6 +1,6 @@
 
 <file path=word/document.xml><?xml version="1.0" encoding="utf-8"?>
-<w:document xmlns:wpc="http://schemas.microsoft.com/office/word/2010/wordprocessingCanvas" xmlns:cx="http://schemas.microsoft.com/office/drawing/2014/chartex" xmlns:cx1="http://schemas.microsoft.com/office/drawing/2015/9/8/chartex" xmlns:cx2="http://schemas.microsoft.com/office/drawing/2015/10/21/chartex" xmlns:cx3="http://schemas.microsoft.com/office/drawing/2016/5/9/chartex" xmlns:cx4="http://schemas.microsoft.com/office/drawing/2016/5/10/chartex" xmlns:cx5="http://schemas.microsoft.com/office/drawing/2016/5/11/chartex" xmlns:cx6="http://schemas.microsoft.com/office/drawing/2016/5/12/chartex" xmlns:cx7="http://schemas.microsoft.com/office/drawing/2016/5/13/chartex" xmlns:cx8="http://schemas.microsoft.com/office/drawing/2016/5/14/chartex" xmlns:mc="http://schemas.openxmlformats.org/markup-compatibility/2006" xmlns:aink="http://schemas.microsoft.com/office/drawing/2016/ink" xmlns:am3d="http://schemas.microsoft.com/office/drawing/2017/model3d" xmlns:o="urn:schemas-microsoft-com:office:office" xmlns:r="http://schemas.openxmlformats.org/officeDocument/2006/relationships" xmlns:m="http://schemas.openxmlformats.org/officeDocument/2006/math" xmlns:v="urn:schemas-microsoft-com:vml" xmlns:wp14="http://schemas.microsoft.com/office/word/2010/wordprocessingDrawing" xmlns:wp="http://schemas.openxmlformats.org/drawingml/2006/wordprocessingDrawing" xmlns:w10="urn:schemas-microsoft-com:office:word" xmlns:w="http://schemas.openxmlformats.org/wordprocessingml/2006/main" xmlns:w14="http://schemas.microsoft.com/office/word/2010/wordml" xmlns:w15="http://schemas.microsoft.com/office/word/2012/wordml" xmlns:w16cex="http://schemas.microsoft.com/office/word/2018/wordml/cex" xmlns:w16cid="http://schemas.microsoft.com/office/word/2016/wordml/cid" xmlns:w16="http://schemas.microsoft.com/office/word/2018/wordml" xmlns:w16sdtdh="http://schemas.microsoft.com/office/word/2020/wordml/sdtdatahash" xmlns:w16se="http://schemas.microsoft.com/office/word/2015/wordml/symex" xmlns:wpg="http://schemas.microsoft.com/office/word/2010/wordprocessingGroup" xmlns:wpi="http://schemas.microsoft.com/office/word/2010/wordprocessingInk" xmlns:wne="http://schemas.microsoft.com/office/word/2006/wordml" xmlns:wps="http://schemas.microsoft.com/office/word/2010/wordprocessingShape" mc:Ignorable="w14 w15 w16se w16cid w16 w16cex w16sdtdh wp14">
+<w:document xmlns:wpc="http://schemas.microsoft.com/office/word/2010/wordprocessingCanvas" xmlns:cx="http://schemas.microsoft.com/office/drawing/2014/chartex" xmlns:cx1="http://schemas.microsoft.com/office/drawing/2015/9/8/chartex" xmlns:cx2="http://schemas.microsoft.com/office/drawing/2015/10/21/chartex" xmlns:cx3="http://schemas.microsoft.com/office/drawing/2016/5/9/chartex" xmlns:cx4="http://schemas.microsoft.com/office/drawing/2016/5/10/chartex" xmlns:cx5="http://schemas.microsoft.com/office/drawing/2016/5/11/chartex" xmlns:cx6="http://schemas.microsoft.com/office/drawing/2016/5/12/chartex" xmlns:cx7="http://schemas.microsoft.com/office/drawing/2016/5/13/chartex" xmlns:cx8="http://schemas.microsoft.com/office/drawing/2016/5/14/chartex" xmlns:mc="http://schemas.openxmlformats.org/markup-compatibility/2006" xmlns:aink="http://schemas.microsoft.com/office/drawing/2016/ink" xmlns:am3d="http://schemas.microsoft.com/office/drawing/2017/model3d" xmlns:o="urn:schemas-microsoft-com:office:office" xmlns:oel="http://schemas.microsoft.com/office/2019/extlst" xmlns:r="http://schemas.openxmlformats.org/officeDocument/2006/relationships" xmlns:m="http://schemas.openxmlformats.org/officeDocument/2006/math" xmlns:v="urn:schemas-microsoft-com:vml" xmlns:wp14="http://schemas.microsoft.com/office/word/2010/wordprocessingDrawing" xmlns:wp="http://schemas.openxmlformats.org/drawingml/2006/wordprocessingDrawing" xmlns:w10="urn:schemas-microsoft-com:office:word" xmlns:w="http://schemas.openxmlformats.org/wordprocessingml/2006/main" xmlns:w14="http://schemas.microsoft.com/office/word/2010/wordml" xmlns:w15="http://schemas.microsoft.com/office/word/2012/wordml" xmlns:w16cex="http://schemas.microsoft.com/office/word/2018/wordml/cex" xmlns:w16cid="http://schemas.microsoft.com/office/word/2016/wordml/cid" xmlns:w16="http://schemas.microsoft.com/office/word/2018/wordml" xmlns:w16du="http://schemas.microsoft.com/office/word/2023/wordml/word16du" xmlns:w16sdtdh="http://schemas.microsoft.com/office/word/2020/wordml/sdtdatahash" xmlns:w16sdtfl="http://schemas.microsoft.com/office/word/2024/wordml/sdtformatlock" xmlns:w16se="http://schemas.microsoft.com/office/word/2015/wordml/symex" xmlns:wpg="http://schemas.microsoft.com/office/word/2010/wordprocessingGroup" xmlns:wpi="http://schemas.microsoft.com/office/word/2010/wordprocessingInk" xmlns:wne="http://schemas.microsoft.com/office/word/2006/wordml" xmlns:wps="http://schemas.microsoft.com/office/word/2010/wordprocessingShape" mc:Ignorable="w14 w15 w16se w16cid w16 w16cex w16sdtdh w16sdtfl w16du wp14">
   <w:body>
     <w:p>
       <w:pPr>
@@ -496,6 +496,7 @@
           <w:tab w:val="left" w:pos="4678"/>
           <w:tab w:val="left" w:pos="6946"/>
           <w:tab w:val="left" w:pos="7371"/>
+          <w:tab w:val="left" w:pos="7797"/>
           <w:tab w:val="left" w:pos="9637"/>
         </w:tabs>
         <w:rPr>
@@ -542,7 +543,7 @@
               <w:iCs/>
               <w:u w:val="single"/>
             </w:rPr>
-            <w:t>СМ5-41б</w:t>
+            <w:t>СМ5-42б</w:t>
           </w:r>
         </w:sdtContent>
       </w:sdt>
@@ -616,7 +617,7 @@
               <w:iCs/>
               <w:u w:val="single"/>
             </w:rPr>
-            <w:t>25</w:t>
+            <w:t>1</w:t>
           </w:r>
         </w:sdtContent>
       </w:sdt>
@@ -645,6 +646,20 @@
           <w:iCs/>
         </w:rPr>
         <w:tab/>
+      </w:r>
+      <w:r>
+        <w:rPr>
+          <w:iCs/>
+          <w:u w:val="single"/>
+        </w:rPr>
+        <w:tab/>
+      </w:r>
+      <w:r>
+        <w:rPr>
+          <w:iCs/>
+          <w:u w:val="single"/>
+        </w:rPr>
+        <w:t>А.Д. Абрамов</w:t>
       </w:r>
       <w:r>
         <w:rPr>
@@ -746,7 +761,7 @@
           <w:tab w:val="left" w:pos="4678"/>
           <w:tab w:val="left" w:pos="6946"/>
           <w:tab w:val="left" w:pos="7371"/>
-          <w:tab w:val="left" w:pos="8080"/>
+          <w:tab w:val="left" w:pos="7797"/>
           <w:tab w:val="right" w:pos="9637"/>
         </w:tabs>
         <w:rPr>
@@ -978,7 +993,7 @@
           <w:noProof/>
           <w:sz w:val="28"/>
         </w:rPr>
-        <w:t>2025</w:t>
+        <w:t>2026</w:t>
       </w:r>
       <w:r>
         <w:rPr>
@@ -1006,7 +1021,7 @@
 </file>
 
 <file path=word/endnotes.xml><?xml version="1.0" encoding="utf-8"?>
-<w:endnotes xmlns:wpc="http://schemas.microsoft.com/office/word/2010/wordprocessingCanvas" xmlns:cx="http://schemas.microsoft.com/office/drawing/2014/chartex" xmlns:cx1="http://schemas.microsoft.com/office/drawing/2015/9/8/chartex" xmlns:cx2="http://schemas.microsoft.com/office/drawing/2015/10/21/chartex" xmlns:cx3="http://schemas.microsoft.com/office/drawing/2016/5/9/chartex" xmlns:cx4="http://schemas.microsoft.com/office/drawing/2016/5/10/chartex" xmlns:cx5="http://schemas.microsoft.com/office/drawing/2016/5/11/chartex" xmlns:cx6="http://schemas.microsoft.com/office/drawing/2016/5/12/chartex" xmlns:cx7="http://schemas.microsoft.com/office/drawing/2016/5/13/chartex" xmlns:cx8="http://schemas.microsoft.com/office/drawing/2016/5/14/chartex" xmlns:mc="http://schemas.openxmlformats.org/markup-compatibility/2006" xmlns:aink="http://schemas.microsoft.com/office/drawing/2016/ink" xmlns:am3d="http://schemas.microsoft.com/office/drawing/2017/model3d" xmlns:o="urn:schemas-microsoft-com:office:office" xmlns:r="http://schemas.openxmlformats.org/officeDocument/2006/relationships" xmlns:m="http://schemas.openxmlformats.org/officeDocument/2006/math" xmlns:v="urn:schemas-microsoft-com:vml" xmlns:wp14="http://schemas.microsoft.com/office/word/2010/wordprocessingDrawing" xmlns:wp="http://schemas.openxmlformats.org/drawingml/2006/wordprocessingDrawing" xmlns:w10="urn:schemas-microsoft-com:office:word" xmlns:w="http://schemas.openxmlformats.org/wordprocessingml/2006/main" xmlns:w14="http://schemas.microsoft.com/office/word/2010/wordml" xmlns:w15="http://schemas.microsoft.com/office/word/2012/wordml" xmlns:w16cex="http://schemas.microsoft.com/office/word/2018/wordml/cex" xmlns:w16cid="http://schemas.microsoft.com/office/word/2016/wordml/cid" xmlns:w16="http://schemas.microsoft.com/office/word/2018/wordml" xmlns:w16sdtdh="http://schemas.microsoft.com/office/word/2020/wordml/sdtdatahash" xmlns:w16se="http://schemas.microsoft.com/office/word/2015/wordml/symex" xmlns:wpg="http://schemas.microsoft.com/office/word/2010/wordprocessingGroup" xmlns:wpi="http://schemas.microsoft.com/office/word/2010/wordprocessingInk" xmlns:wne="http://schemas.microsoft.com/office/word/2006/wordml" xmlns:wps="http://schemas.microsoft.com/office/word/2010/wordprocessingShape" mc:Ignorable="w14 w15 w16se w16cid w16 w16cex w16sdtdh wp14">
+<w:endnotes xmlns:wpc="http://schemas.microsoft.com/office/word/2010/wordprocessingCanvas" xmlns:cx="http://schemas.microsoft.com/office/drawing/2014/chartex" xmlns:cx1="http://schemas.microsoft.com/office/drawing/2015/9/8/chartex" xmlns:cx2="http://schemas.microsoft.com/office/drawing/2015/10/21/chartex" xmlns:cx3="http://schemas.microsoft.com/office/drawing/2016/5/9/chartex" xmlns:cx4="http://schemas.microsoft.com/office/drawing/2016/5/10/chartex" xmlns:cx5="http://schemas.microsoft.com/office/drawing/2016/5/11/chartex" xmlns:cx6="http://schemas.microsoft.com/office/drawing/2016/5/12/chartex" xmlns:cx7="http://schemas.microsoft.com/office/drawing/2016/5/13/chartex" xmlns:cx8="http://schemas.microsoft.com/office/drawing/2016/5/14/chartex" xmlns:mc="http://schemas.openxmlformats.org/markup-compatibility/2006" xmlns:aink="http://schemas.microsoft.com/office/drawing/2016/ink" xmlns:am3d="http://schemas.microsoft.com/office/drawing/2017/model3d" xmlns:o="urn:schemas-microsoft-com:office:office" xmlns:oel="http://schemas.microsoft.com/office/2019/extlst" xmlns:r="http://schemas.openxmlformats.org/officeDocument/2006/relationships" xmlns:m="http://schemas.openxmlformats.org/officeDocument/2006/math" xmlns:v="urn:schemas-microsoft-com:vml" xmlns:wp14="http://schemas.microsoft.com/office/word/2010/wordprocessingDrawing" xmlns:wp="http://schemas.openxmlformats.org/drawingml/2006/wordprocessingDrawing" xmlns:w10="urn:schemas-microsoft-com:office:word" xmlns:w="http://schemas.openxmlformats.org/wordprocessingml/2006/main" xmlns:w14="http://schemas.microsoft.com/office/word/2010/wordml" xmlns:w15="http://schemas.microsoft.com/office/word/2012/wordml" xmlns:w16cex="http://schemas.microsoft.com/office/word/2018/wordml/cex" xmlns:w16cid="http://schemas.microsoft.com/office/word/2016/wordml/cid" xmlns:w16="http://schemas.microsoft.com/office/word/2018/wordml" xmlns:w16du="http://schemas.microsoft.com/office/word/2023/wordml/word16du" xmlns:w16sdtdh="http://schemas.microsoft.com/office/word/2020/wordml/sdtdatahash" xmlns:w16sdtfl="http://schemas.microsoft.com/office/word/2024/wordml/sdtformatlock" xmlns:w16se="http://schemas.microsoft.com/office/word/2015/wordml/symex" xmlns:wpg="http://schemas.microsoft.com/office/word/2010/wordprocessingGroup" xmlns:wpi="http://schemas.microsoft.com/office/word/2010/wordprocessingInk" xmlns:wne="http://schemas.microsoft.com/office/word/2006/wordml" xmlns:wps="http://schemas.microsoft.com/office/word/2010/wordprocessingShape" mc:Ignorable="w14 w15 w16se w16cid w16 w16cex w16sdtdh w16sdtfl w16du wp14">
   <w:endnote w:type="separator" w:id="-1">
     <w:p>
       <w:r>
@@ -1025,7 +1040,7 @@
 </file>
 
 <file path=word/footnotes.xml><?xml version="1.0" encoding="utf-8"?>
-<w:footnotes xmlns:wpc="http://schemas.microsoft.com/office/word/2010/wordprocessingCanvas" xmlns:cx="http://schemas.microsoft.com/office/drawing/2014/chartex" xmlns:cx1="http://schemas.microsoft.com/office/drawing/2015/9/8/chartex" xmlns:cx2="http://schemas.microsoft.com/office/drawing/2015/10/21/chartex" xmlns:cx3="http://schemas.microsoft.com/office/drawing/2016/5/9/chartex" xmlns:cx4="http://schemas.microsoft.com/office/drawing/2016/5/10/chartex" xmlns:cx5="http://schemas.microsoft.com/office/drawing/2016/5/11/chartex" xmlns:cx6="http://schemas.microsoft.com/office/drawing/2016/5/12/chartex" xmlns:cx7="http://schemas.microsoft.com/office/drawing/2016/5/13/chartex" xmlns:cx8="http://schemas.microsoft.com/office/drawing/2016/5/14/chartex" xmlns:mc="http://schemas.openxmlformats.org/markup-compatibility/2006" xmlns:aink="http://schemas.microsoft.com/office/drawing/2016/ink" xmlns:am3d="http://schemas.microsoft.com/office/drawing/2017/model3d" xmlns:o="urn:schemas-microsoft-com:office:office" xmlns:r="http://schemas.openxmlformats.org/officeDocument/2006/relationships" xmlns:m="http://schemas.openxmlformats.org/officeDocument/2006/math" xmlns:v="urn:schemas-microsoft-com:vml" xmlns:wp14="http://schemas.microsoft.com/office/word/2010/wordprocessingDrawing" xmlns:wp="http://schemas.openxmlformats.org/drawingml/2006/wordprocessingDrawing" xmlns:w10="urn:schemas-microsoft-com:office:word" xmlns:w="http://schemas.openxmlformats.org/wordprocessingml/2006/main" xmlns:w14="http://schemas.microsoft.com/office/word/2010/wordml" xmlns:w15="http://schemas.microsoft.com/office/word/2012/wordml" xmlns:w16cex="http://schemas.microsoft.com/office/word/2018/wordml/cex" xmlns:w16cid="http://schemas.microsoft.com/office/word/2016/wordml/cid" xmlns:w16="http://schemas.microsoft.com/office/word/2018/wordml" xmlns:w16sdtdh="http://schemas.microsoft.com/office/word/2020/wordml/sdtdatahash" xmlns:w16se="http://schemas.microsoft.com/office/word/2015/wordml/symex" xmlns:wpg="http://schemas.microsoft.com/office/word/2010/wordprocessingGroup" xmlns:wpi="http://schemas.microsoft.com/office/word/2010/wordprocessingInk" xmlns:wne="http://schemas.microsoft.com/office/word/2006/wordml" xmlns:wps="http://schemas.microsoft.com/office/word/2010/wordprocessingShape" mc:Ignorable="w14 w15 w16se w16cid w16 w16cex w16sdtdh wp14">
+<w:footnotes xmlns:wpc="http://schemas.microsoft.com/office/word/2010/wordprocessingCanvas" xmlns:cx="http://schemas.microsoft.com/office/drawing/2014/chartex" xmlns:cx1="http://schemas.microsoft.com/office/drawing/2015/9/8/chartex" xmlns:cx2="http://schemas.microsoft.com/office/drawing/2015/10/21/chartex" xmlns:cx3="http://schemas.microsoft.com/office/drawing/2016/5/9/chartex" xmlns:cx4="http://schemas.microsoft.com/office/drawing/2016/5/10/chartex" xmlns:cx5="http://schemas.microsoft.com/office/drawing/2016/5/11/chartex" xmlns:cx6="http://schemas.microsoft.com/office/drawing/2016/5/12/chartex" xmlns:cx7="http://schemas.microsoft.com/office/drawing/2016/5/13/chartex" xmlns:cx8="http://schemas.microsoft.com/office/drawing/2016/5/14/chartex" xmlns:mc="http://schemas.openxmlformats.org/markup-compatibility/2006" xmlns:aink="http://schemas.microsoft.com/office/drawing/2016/ink" xmlns:am3d="http://schemas.microsoft.com/office/drawing/2017/model3d" xmlns:o="urn:schemas-microsoft-com:office:office" xmlns:oel="http://schemas.microsoft.com/office/2019/extlst" xmlns:r="http://schemas.openxmlformats.org/officeDocument/2006/relationships" xmlns:m="http://schemas.openxmlformats.org/officeDocument/2006/math" xmlns:v="urn:schemas-microsoft-com:vml" xmlns:wp14="http://schemas.microsoft.com/office/word/2010/wordprocessingDrawing" xmlns:wp="http://schemas.openxmlformats.org/drawingml/2006/wordprocessingDrawing" xmlns:w10="urn:schemas-microsoft-com:office:word" xmlns:w="http://schemas.openxmlformats.org/wordprocessingml/2006/main" xmlns:w14="http://schemas.microsoft.com/office/word/2010/wordml" xmlns:w15="http://schemas.microsoft.com/office/word/2012/wordml" xmlns:w16cex="http://schemas.microsoft.com/office/word/2018/wordml/cex" xmlns:w16cid="http://schemas.microsoft.com/office/word/2016/wordml/cid" xmlns:w16="http://schemas.microsoft.com/office/word/2018/wordml" xmlns:w16du="http://schemas.microsoft.com/office/word/2023/wordml/word16du" xmlns:w16sdtdh="http://schemas.microsoft.com/office/word/2020/wordml/sdtdatahash" xmlns:w16sdtfl="http://schemas.microsoft.com/office/word/2024/wordml/sdtformatlock" xmlns:w16se="http://schemas.microsoft.com/office/word/2015/wordml/symex" xmlns:wpg="http://schemas.microsoft.com/office/word/2010/wordprocessingGroup" xmlns:wpi="http://schemas.microsoft.com/office/word/2010/wordprocessingInk" xmlns:wne="http://schemas.microsoft.com/office/word/2006/wordml" xmlns:wps="http://schemas.microsoft.com/office/word/2010/wordprocessingShape" mc:Ignorable="w14 w15 w16se w16cid w16 w16cex w16sdtdh w16sdtfl w16du wp14">
   <w:footnote w:type="separator" w:id="-1">
     <w:p>
       <w:r>
@@ -1044,7 +1059,7 @@
 </file>
 
 <file path=word/numbering.xml><?xml version="1.0" encoding="utf-8"?>
-<w:numbering xmlns:wpc="http://schemas.microsoft.com/office/word/2010/wordprocessingCanvas" xmlns:cx="http://schemas.microsoft.com/office/drawing/2014/chartex" xmlns:cx1="http://schemas.microsoft.com/office/drawing/2015/9/8/chartex" xmlns:cx2="http://schemas.microsoft.com/office/drawing/2015/10/21/chartex" xmlns:cx3="http://schemas.microsoft.com/office/drawing/2016/5/9/chartex" xmlns:cx4="http://schemas.microsoft.com/office/drawing/2016/5/10/chartex" xmlns:cx5="http://schemas.microsoft.com/office/drawing/2016/5/11/chartex" xmlns:cx6="http://schemas.microsoft.com/office/drawing/2016/5/12/chartex" xmlns:cx7="http://schemas.microsoft.com/office/drawing/2016/5/13/chartex" xmlns:cx8="http://schemas.microsoft.com/office/drawing/2016/5/14/chartex" xmlns:mc="http://schemas.openxmlformats.org/markup-compatibility/2006" xmlns:aink="http://schemas.microsoft.com/office/drawing/2016/ink" xmlns:am3d="http://schemas.microsoft.com/office/drawing/2017/model3d" xmlns:o="urn:schemas-microsoft-com:office:office" xmlns:r="http://schemas.openxmlformats.org/officeDocument/2006/relationships" xmlns:m="http://schemas.openxmlformats.org/officeDocument/2006/math" xmlns:v="urn:schemas-microsoft-com:vml" xmlns:wp14="http://schemas.microsoft.com/office/word/2010/wordprocessingDrawing" xmlns:wp="http://schemas.openxmlformats.org/drawingml/2006/wordprocessingDrawing" xmlns:w10="urn:schemas-microsoft-com:office:word" xmlns:w="http://schemas.openxmlformats.org/wordprocessingml/2006/main" xmlns:w14="http://schemas.microsoft.com/office/word/2010/wordml" xmlns:w15="http://schemas.microsoft.com/office/word/2012/wordml" xmlns:w16cex="http://schemas.microsoft.com/office/word/2018/wordml/cex" xmlns:w16cid="http://schemas.microsoft.com/office/word/2016/wordml/cid" xmlns:w16="http://schemas.microsoft.com/office/word/2018/wordml" xmlns:w16sdtdh="http://schemas.microsoft.com/office/word/2020/wordml/sdtdatahash" xmlns:w16se="http://schemas.microsoft.com/office/word/2015/wordml/symex" xmlns:wpg="http://schemas.microsoft.com/office/word/2010/wordprocessingGroup" xmlns:wpi="http://schemas.microsoft.com/office/word/2010/wordprocessingInk" xmlns:wne="http://schemas.microsoft.com/office/word/2006/wordml" xmlns:wps="http://schemas.microsoft.com/office/word/2010/wordprocessingShape" mc:Ignorable="w14 w15 w16se w16cid w16 w16cex w16sdtdh wp14">
+<w:numbering xmlns:wpc="http://schemas.microsoft.com/office/word/2010/wordprocessingCanvas" xmlns:cx="http://schemas.microsoft.com/office/drawing/2014/chartex" xmlns:cx1="http://schemas.microsoft.com/office/drawing/2015/9/8/chartex" xmlns:cx2="http://schemas.microsoft.com/office/drawing/2015/10/21/chartex" xmlns:cx3="http://schemas.microsoft.com/office/drawing/2016/5/9/chartex" xmlns:cx4="http://schemas.microsoft.com/office/drawing/2016/5/10/chartex" xmlns:cx5="http://schemas.microsoft.com/office/drawing/2016/5/11/chartex" xmlns:cx6="http://schemas.microsoft.com/office/drawing/2016/5/12/chartex" xmlns:cx7="http://schemas.microsoft.com/office/drawing/2016/5/13/chartex" xmlns:cx8="http://schemas.microsoft.com/office/drawing/2016/5/14/chartex" xmlns:mc="http://schemas.openxmlformats.org/markup-compatibility/2006" xmlns:aink="http://schemas.microsoft.com/office/drawing/2016/ink" xmlns:am3d="http://schemas.microsoft.com/office/drawing/2017/model3d" xmlns:o="urn:schemas-microsoft-com:office:office" xmlns:oel="http://schemas.microsoft.com/office/2019/extlst" xmlns:r="http://schemas.openxmlformats.org/officeDocument/2006/relationships" xmlns:m="http://schemas.openxmlformats.org/officeDocument/2006/math" xmlns:v="urn:schemas-microsoft-com:vml" xmlns:wp14="http://schemas.microsoft.com/office/word/2010/wordprocessingDrawing" xmlns:wp="http://schemas.openxmlformats.org/drawingml/2006/wordprocessingDrawing" xmlns:w10="urn:schemas-microsoft-com:office:word" xmlns:w="http://schemas.openxmlformats.org/wordprocessingml/2006/main" xmlns:w14="http://schemas.microsoft.com/office/word/2010/wordml" xmlns:w15="http://schemas.microsoft.com/office/word/2012/wordml" xmlns:w16cex="http://schemas.microsoft.com/office/word/2018/wordml/cex" xmlns:w16cid="http://schemas.microsoft.com/office/word/2016/wordml/cid" xmlns:w16="http://schemas.microsoft.com/office/word/2018/wordml" xmlns:w16du="http://schemas.microsoft.com/office/word/2023/wordml/word16du" xmlns:w16sdtdh="http://schemas.microsoft.com/office/word/2020/wordml/sdtdatahash" xmlns:w16sdtfl="http://schemas.microsoft.com/office/word/2024/wordml/sdtformatlock" xmlns:w16se="http://schemas.microsoft.com/office/word/2015/wordml/symex" xmlns:wpg="http://schemas.microsoft.com/office/word/2010/wordprocessingGroup" xmlns:wpi="http://schemas.microsoft.com/office/word/2010/wordprocessingInk" xmlns:wne="http://schemas.microsoft.com/office/word/2006/wordml" xmlns:wps="http://schemas.microsoft.com/office/word/2010/wordprocessingShape" mc:Ignorable="w14 w15 w16se w16cid w16 w16cex w16sdtdh w16sdtfl w16du wp14">
   <w:abstractNum w:abstractNumId="0" w15:restartNumberingAfterBreak="0">
     <w:nsid w:val="00E61D06"/>
     <w:multiLevelType w:val="multilevel"/>
@@ -2406,50 +2421,50 @@
       </w:rPr>
     </w:lvl>
   </w:abstractNum>
-  <w:num w:numId="1">
+  <w:num w:numId="1" w16cid:durableId="473529597">
     <w:abstractNumId w:val="12"/>
   </w:num>
-  <w:num w:numId="2">
+  <w:num w:numId="2" w16cid:durableId="1579317155">
     <w:abstractNumId w:val="11"/>
   </w:num>
-  <w:num w:numId="3">
+  <w:num w:numId="3" w16cid:durableId="193925749">
     <w:abstractNumId w:val="0"/>
   </w:num>
-  <w:num w:numId="4">
+  <w:num w:numId="4" w16cid:durableId="131287581">
     <w:abstractNumId w:val="3"/>
   </w:num>
-  <w:num w:numId="5">
+  <w:num w:numId="5" w16cid:durableId="1784612404">
     <w:abstractNumId w:val="4"/>
   </w:num>
-  <w:num w:numId="6">
+  <w:num w:numId="6" w16cid:durableId="262107180">
     <w:abstractNumId w:val="7"/>
   </w:num>
-  <w:num w:numId="7">
+  <w:num w:numId="7" w16cid:durableId="1837108896">
     <w:abstractNumId w:val="10"/>
   </w:num>
-  <w:num w:numId="8">
+  <w:num w:numId="8" w16cid:durableId="1960263101">
     <w:abstractNumId w:val="6"/>
   </w:num>
-  <w:num w:numId="9">
+  <w:num w:numId="9" w16cid:durableId="1769694950">
     <w:abstractNumId w:val="1"/>
   </w:num>
-  <w:num w:numId="10">
+  <w:num w:numId="10" w16cid:durableId="1622107082">
     <w:abstractNumId w:val="8"/>
   </w:num>
-  <w:num w:numId="11">
+  <w:num w:numId="11" w16cid:durableId="1140612714">
     <w:abstractNumId w:val="2"/>
   </w:num>
-  <w:num w:numId="12">
+  <w:num w:numId="12" w16cid:durableId="480394118">
     <w:abstractNumId w:val="9"/>
   </w:num>
-  <w:num w:numId="13">
+  <w:num w:numId="13" w16cid:durableId="1679771365">
     <w:abstractNumId w:val="5"/>
   </w:num>
 </w:numbering>
 </file>
 
 <file path=word/styles.xml><?xml version="1.0" encoding="utf-8"?>
-<w:styles xmlns:mc="http://schemas.openxmlformats.org/markup-compatibility/2006" xmlns:r="http://schemas.openxmlformats.org/officeDocument/2006/relationships" xmlns:w="http://schemas.openxmlformats.org/wordprocessingml/2006/main" xmlns:w14="http://schemas.microsoft.com/office/word/2010/wordml" xmlns:w15="http://schemas.microsoft.com/office/word/2012/wordml" xmlns:w16cex="http://schemas.microsoft.com/office/word/2018/wordml/cex" xmlns:w16cid="http://schemas.microsoft.com/office/word/2016/wordml/cid" xmlns:w16="http://schemas.microsoft.com/office/word/2018/wordml" xmlns:w16sdtdh="http://schemas.microsoft.com/office/word/2020/wordml/sdtdatahash" xmlns:w16se="http://schemas.microsoft.com/office/word/2015/wordml/symex" mc:Ignorable="w14 w15 w16se w16cid w16 w16cex w16sdtdh">
+<w:styles xmlns:mc="http://schemas.openxmlformats.org/markup-compatibility/2006" xmlns:r="http://schemas.openxmlformats.org/officeDocument/2006/relationships" xmlns:w="http://schemas.openxmlformats.org/wordprocessingml/2006/main" xmlns:w14="http://schemas.microsoft.com/office/word/2010/wordml" xmlns:w15="http://schemas.microsoft.com/office/word/2012/wordml" xmlns:w16cex="http://schemas.microsoft.com/office/word/2018/wordml/cex" xmlns:w16cid="http://schemas.microsoft.com/office/word/2016/wordml/cid" xmlns:w16="http://schemas.microsoft.com/office/word/2018/wordml" xmlns:w16du="http://schemas.microsoft.com/office/word/2023/wordml/word16du" xmlns:w16sdtdh="http://schemas.microsoft.com/office/word/2020/wordml/sdtdatahash" xmlns:w16sdtfl="http://schemas.microsoft.com/office/word/2024/wordml/sdtformatlock" xmlns:w16se="http://schemas.microsoft.com/office/word/2015/wordml/symex" mc:Ignorable="w14 w15 w16se w16cid w16 w16cex w16sdtdh w16sdtfl w16du">
   <w:docDefaults>
     <w:rPrDefault>
       <w:rPr>
@@ -3263,7 +3278,7 @@
 </file>
 
 <file path=word/glossary/document.xml><?xml version="1.0" encoding="utf-8"?>
-<w:glossaryDocument xmlns:wpc="http://schemas.microsoft.com/office/word/2010/wordprocessingCanvas" xmlns:cx="http://schemas.microsoft.com/office/drawing/2014/chartex" xmlns:cx1="http://schemas.microsoft.com/office/drawing/2015/9/8/chartex" xmlns:cx2="http://schemas.microsoft.com/office/drawing/2015/10/21/chartex" xmlns:cx3="http://schemas.microsoft.com/office/drawing/2016/5/9/chartex" xmlns:cx4="http://schemas.microsoft.com/office/drawing/2016/5/10/chartex" xmlns:cx5="http://schemas.microsoft.com/office/drawing/2016/5/11/chartex" xmlns:cx6="http://schemas.microsoft.com/office/drawing/2016/5/12/chartex" xmlns:cx7="http://schemas.microsoft.com/office/drawing/2016/5/13/chartex" xmlns:cx8="http://schemas.microsoft.com/office/drawing/2016/5/14/chartex" xmlns:mc="http://schemas.openxmlformats.org/markup-compatibility/2006" xmlns:aink="http://schemas.microsoft.com/office/drawing/2016/ink" xmlns:am3d="http://schemas.microsoft.com/office/drawing/2017/model3d" xmlns:o="urn:schemas-microsoft-com:office:office" xmlns:r="http://schemas.openxmlformats.org/officeDocument/2006/relationships" xmlns:m="http://schemas.openxmlformats.org/officeDocument/2006/math" xmlns:v="urn:schemas-microsoft-com:vml" xmlns:wp14="http://schemas.microsoft.com/office/word/2010/wordprocessingDrawing" xmlns:wp="http://schemas.openxmlformats.org/drawingml/2006/wordprocessingDrawing" xmlns:w10="urn:schemas-microsoft-com:office:word" xmlns:w="http://schemas.openxmlformats.org/wordprocessingml/2006/main" xmlns:w14="http://schemas.microsoft.com/office/word/2010/wordml" xmlns:w15="http://schemas.microsoft.com/office/word/2012/wordml" xmlns:w16cex="http://schemas.microsoft.com/office/word/2018/wordml/cex" xmlns:w16cid="http://schemas.microsoft.com/office/word/2016/wordml/cid" xmlns:w16="http://schemas.microsoft.com/office/word/2018/wordml" xmlns:w16sdtdh="http://schemas.microsoft.com/office/word/2020/wordml/sdtdatahash" xmlns:w16se="http://schemas.microsoft.com/office/word/2015/wordml/symex" xmlns:wpg="http://schemas.microsoft.com/office/word/2010/wordprocessingGroup" xmlns:wpi="http://schemas.microsoft.com/office/word/2010/wordprocessingInk" xmlns:wne="http://schemas.microsoft.com/office/word/2006/wordml" xmlns:wps="http://schemas.microsoft.com/office/word/2010/wordprocessingShape" mc:Ignorable="w14 w15 w16se w16cid w16 w16cex w16sdtdh wp14">
+<w:glossaryDocument xmlns:wpc="http://schemas.microsoft.com/office/word/2010/wordprocessingCanvas" xmlns:cx="http://schemas.microsoft.com/office/drawing/2014/chartex" xmlns:cx1="http://schemas.microsoft.com/office/drawing/2015/9/8/chartex" xmlns:cx2="http://schemas.microsoft.com/office/drawing/2015/10/21/chartex" xmlns:cx3="http://schemas.microsoft.com/office/drawing/2016/5/9/chartex" xmlns:cx4="http://schemas.microsoft.com/office/drawing/2016/5/10/chartex" xmlns:cx5="http://schemas.microsoft.com/office/drawing/2016/5/11/chartex" xmlns:cx6="http://schemas.microsoft.com/office/drawing/2016/5/12/chartex" xmlns:cx7="http://schemas.microsoft.com/office/drawing/2016/5/13/chartex" xmlns:cx8="http://schemas.microsoft.com/office/drawing/2016/5/14/chartex" xmlns:mc="http://schemas.openxmlformats.org/markup-compatibility/2006" xmlns:aink="http://schemas.microsoft.com/office/drawing/2016/ink" xmlns:am3d="http://schemas.microsoft.com/office/drawing/2017/model3d" xmlns:o="urn:schemas-microsoft-com:office:office" xmlns:oel="http://schemas.microsoft.com/office/2019/extlst" xmlns:r="http://schemas.openxmlformats.org/officeDocument/2006/relationships" xmlns:m="http://schemas.openxmlformats.org/officeDocument/2006/math" xmlns:v="urn:schemas-microsoft-com:vml" xmlns:wp14="http://schemas.microsoft.com/office/word/2010/wordprocessingDrawing" xmlns:wp="http://schemas.openxmlformats.org/drawingml/2006/wordprocessingDrawing" xmlns:w10="urn:schemas-microsoft-com:office:word" xmlns:w="http://schemas.openxmlformats.org/wordprocessingml/2006/main" xmlns:w14="http://schemas.microsoft.com/office/word/2010/wordml" xmlns:w15="http://schemas.microsoft.com/office/word/2012/wordml" xmlns:w16cex="http://schemas.microsoft.com/office/word/2018/wordml/cex" xmlns:w16cid="http://schemas.microsoft.com/office/word/2016/wordml/cid" xmlns:w16="http://schemas.microsoft.com/office/word/2018/wordml" xmlns:w16du="http://schemas.microsoft.com/office/word/2023/wordml/word16du" xmlns:w16sdtdh="http://schemas.microsoft.com/office/word/2020/wordml/sdtdatahash" xmlns:w16sdtfl="http://schemas.microsoft.com/office/word/2024/wordml/sdtformatlock" xmlns:w16se="http://schemas.microsoft.com/office/word/2015/wordml/symex" xmlns:wpg="http://schemas.microsoft.com/office/word/2010/wordprocessingGroup" xmlns:wpi="http://schemas.microsoft.com/office/word/2010/wordprocessingInk" xmlns:wne="http://schemas.microsoft.com/office/word/2006/wordml" xmlns:wps="http://schemas.microsoft.com/office/word/2010/wordprocessingShape" mc:Ignorable="w14 w15 w16se w16cid w16 w16cex w16sdtdh w16sdtfl w16du wp14">
   <w:docParts>
     <w:docPart>
       <w:docPartPr>
@@ -3325,7 +3340,7 @@
 </file>
 
 <file path=word/glossary/fontTable.xml><?xml version="1.0" encoding="utf-8"?>
-<w:fonts xmlns:mc="http://schemas.openxmlformats.org/markup-compatibility/2006" xmlns:r="http://schemas.openxmlformats.org/officeDocument/2006/relationships" xmlns:w="http://schemas.openxmlformats.org/wordprocessingml/2006/main" xmlns:w14="http://schemas.microsoft.com/office/word/2010/wordml" xmlns:w15="http://schemas.microsoft.com/office/word/2012/wordml" xmlns:w16cex="http://schemas.microsoft.com/office/word/2018/wordml/cex" xmlns:w16cid="http://schemas.microsoft.com/office/word/2016/wordml/cid" xmlns:w16="http://schemas.microsoft.com/office/word/2018/wordml" xmlns:w16sdtdh="http://schemas.microsoft.com/office/word/2020/wordml/sdtdatahash" xmlns:w16se="http://schemas.microsoft.com/office/word/2015/wordml/symex" mc:Ignorable="w14 w15 w16se w16cid w16 w16cex w16sdtdh">
+<w:fonts xmlns:mc="http://schemas.openxmlformats.org/markup-compatibility/2006" xmlns:r="http://schemas.openxmlformats.org/officeDocument/2006/relationships" xmlns:w="http://schemas.openxmlformats.org/wordprocessingml/2006/main" xmlns:w14="http://schemas.microsoft.com/office/word/2010/wordml" xmlns:w15="http://schemas.microsoft.com/office/word/2012/wordml" xmlns:w16cex="http://schemas.microsoft.com/office/word/2018/wordml/cex" xmlns:w16cid="http://schemas.microsoft.com/office/word/2016/wordml/cid" xmlns:w16="http://schemas.microsoft.com/office/word/2018/wordml" xmlns:w16du="http://schemas.microsoft.com/office/word/2023/wordml/word16du" xmlns:w16sdtdh="http://schemas.microsoft.com/office/word/2020/wordml/sdtdatahash" xmlns:w16sdtfl="http://schemas.microsoft.com/office/word/2024/wordml/sdtformatlock" xmlns:w16se="http://schemas.microsoft.com/office/word/2015/wordml/symex" mc:Ignorable="w14 w15 w16se w16cid w16 w16cex w16sdtdh w16sdtfl w16du">
   <w:font w:name="Times New Roman">
     <w:panose1 w:val="02020603050405020304"/>
     <w:charset w:val="CC"/>
@@ -3359,7 +3374,7 @@
     <w:charset w:val="CC"/>
     <w:family w:val="swiss"/>
     <w:pitch w:val="variable"/>
-    <w:sig w:usb0="E4002EFF" w:usb1="C200247B" w:usb2="00000009" w:usb3="00000000" w:csb0="000001FF" w:csb1="00000000"/>
+    <w:sig w:usb0="E4002EFF" w:usb1="C000247B" w:usb2="00000009" w:usb3="00000000" w:csb0="000001FF" w:csb1="00000000"/>
   </w:font>
   <w:font w:name="Cambria">
     <w:panose1 w:val="02040503050406030204"/>
@@ -3396,13 +3411,13 @@
     <w:charset w:val="CC"/>
     <w:family w:val="swiss"/>
     <w:pitch w:val="variable"/>
-    <w:sig w:usb0="E4002EFF" w:usb1="C200247B" w:usb2="00000009" w:usb3="00000000" w:csb0="000001FF" w:csb1="00000000"/>
+    <w:sig w:usb0="E4002EFF" w:usb1="C000247B" w:usb2="00000009" w:usb3="00000000" w:csb0="000001FF" w:csb1="00000000"/>
   </w:font>
 </w:fonts>
 </file>
 
 <file path=word/glossary/settings.xml><?xml version="1.0" encoding="utf-8"?>
-<w:settings xmlns:mc="http://schemas.openxmlformats.org/markup-compatibility/2006" xmlns:o="urn:schemas-microsoft-com:office:office" xmlns:r="http://schemas.openxmlformats.org/officeDocument/2006/relationships" xmlns:m="http://schemas.openxmlformats.org/officeDocument/2006/math" xmlns:v="urn:schemas-microsoft-com:vml" xmlns:w10="urn:schemas-microsoft-com:office:word" xmlns:w="http://schemas.openxmlformats.org/wordprocessingml/2006/main" xmlns:w14="http://schemas.microsoft.com/office/word/2010/wordml" xmlns:w15="http://schemas.microsoft.com/office/word/2012/wordml" xmlns:w16cex="http://schemas.microsoft.com/office/word/2018/wordml/cex" xmlns:w16cid="http://schemas.microsoft.com/office/word/2016/wordml/cid" xmlns:w16="http://schemas.microsoft.com/office/word/2018/wordml" xmlns:w16sdtdh="http://schemas.microsoft.com/office/word/2020/wordml/sdtdatahash" xmlns:w16se="http://schemas.microsoft.com/office/word/2015/wordml/symex" xmlns:sl="http://schemas.openxmlformats.org/schemaLibrary/2006/main" mc:Ignorable="w14 w15 w16se w16cid w16 w16cex w16sdtdh">
+<w:settings xmlns:mc="http://schemas.openxmlformats.org/markup-compatibility/2006" xmlns:o="urn:schemas-microsoft-com:office:office" xmlns:r="http://schemas.openxmlformats.org/officeDocument/2006/relationships" xmlns:m="http://schemas.openxmlformats.org/officeDocument/2006/math" xmlns:v="urn:schemas-microsoft-com:vml" xmlns:w10="urn:schemas-microsoft-com:office:word" xmlns:w="http://schemas.openxmlformats.org/wordprocessingml/2006/main" xmlns:w14="http://schemas.microsoft.com/office/word/2010/wordml" xmlns:w15="http://schemas.microsoft.com/office/word/2012/wordml" xmlns:w16cex="http://schemas.microsoft.com/office/word/2018/wordml/cex" xmlns:w16cid="http://schemas.microsoft.com/office/word/2016/wordml/cid" xmlns:w16="http://schemas.microsoft.com/office/word/2018/wordml" xmlns:w16du="http://schemas.microsoft.com/office/word/2023/wordml/word16du" xmlns:w16sdtdh="http://schemas.microsoft.com/office/word/2020/wordml/sdtdatahash" xmlns:w16sdtfl="http://schemas.microsoft.com/office/word/2024/wordml/sdtformatlock" xmlns:w16se="http://schemas.microsoft.com/office/word/2015/wordml/symex" xmlns:sl="http://schemas.openxmlformats.org/schemaLibrary/2006/main" mc:Ignorable="w14 w15 w16se w16cid w16 w16cex w16sdtdh w16sdtfl w16du">
   <w:view w:val="normal"/>
   <w:defaultTabStop w:val="708"/>
   <w:characterSpacingControl w:val="doNotCompress"/>
@@ -3417,7 +3432,10 @@
   </w:compat>
   <w:rsids>
     <w:rsidRoot w:val="005E1E9C"/>
+    <w:rsid w:val="002C6D0A"/>
     <w:rsid w:val="005E1E9C"/>
+    <w:rsid w:val="00696399"/>
+    <w:rsid w:val="00B56D08"/>
     <w:rsid w:val="00BB3B6D"/>
   </w:rsids>
   <m:mathPr>
@@ -3442,7 +3460,7 @@
 </file>
 
 <file path=word/glossary/styles.xml><?xml version="1.0" encoding="utf-8"?>
-<w:styles xmlns:mc="http://schemas.openxmlformats.org/markup-compatibility/2006" xmlns:r="http://schemas.openxmlformats.org/officeDocument/2006/relationships" xmlns:w="http://schemas.openxmlformats.org/wordprocessingml/2006/main" xmlns:w14="http://schemas.microsoft.com/office/word/2010/wordml" xmlns:w15="http://schemas.microsoft.com/office/word/2012/wordml" xmlns:w16cex="http://schemas.microsoft.com/office/word/2018/wordml/cex" xmlns:w16cid="http://schemas.microsoft.com/office/word/2016/wordml/cid" xmlns:w16="http://schemas.microsoft.com/office/word/2018/wordml" xmlns:w16sdtdh="http://schemas.microsoft.com/office/word/2020/wordml/sdtdatahash" xmlns:w16se="http://schemas.microsoft.com/office/word/2015/wordml/symex" mc:Ignorable="w14 w15 w16se w16cid w16 w16cex w16sdtdh">
+<w:styles xmlns:mc="http://schemas.openxmlformats.org/markup-compatibility/2006" xmlns:r="http://schemas.openxmlformats.org/officeDocument/2006/relationships" xmlns:w="http://schemas.openxmlformats.org/wordprocessingml/2006/main" xmlns:w14="http://schemas.microsoft.com/office/word/2010/wordml" xmlns:w15="http://schemas.microsoft.com/office/word/2012/wordml" xmlns:w16cex="http://schemas.microsoft.com/office/word/2018/wordml/cex" xmlns:w16cid="http://schemas.microsoft.com/office/word/2016/wordml/cid" xmlns:w16="http://schemas.microsoft.com/office/word/2018/wordml" xmlns:w16du="http://schemas.microsoft.com/office/word/2023/wordml/word16du" xmlns:w16sdtdh="http://schemas.microsoft.com/office/word/2020/wordml/sdtdatahash" xmlns:w16sdtfl="http://schemas.microsoft.com/office/word/2024/wordml/sdtformatlock" xmlns:w16se="http://schemas.microsoft.com/office/word/2015/wordml/symex" mc:Ignorable="w14 w15 w16se w16cid w16 w16cex w16sdtdh w16sdtfl w16du">
   <w:docDefaults>
     <w:rPrDefault>
       <w:rPr>
@@ -3872,7 +3890,7 @@
     <w:basedOn w:val="a0"/>
     <w:uiPriority w:val="99"/>
     <w:semiHidden/>
-    <w:rsid w:val="005E1E9C"/>
+    <w:rsid w:val="002C6D0A"/>
     <w:rPr>
       <w:color w:val="808080"/>
     </w:rPr>
@@ -3881,11 +3899,50 @@
     <w:name w:val="26C69CC3B3554989B63B1CF425E486C5"/>
     <w:rsid w:val="005E1E9C"/>
   </w:style>
+  <w:style w:type="paragraph" w:customStyle="1" w:styleId="BE3F887911A346418979789F23305754">
+    <w:name w:val="BE3F887911A346418979789F23305754"/>
+    <w:rsid w:val="002C6D0A"/>
+    <w:pPr>
+      <w:spacing w:line="278" w:lineRule="auto"/>
+    </w:pPr>
+    <w:rPr>
+      <w:kern w:val="2"/>
+      <w:sz w:val="24"/>
+      <w:szCs w:val="24"/>
+      <w14:ligatures w14:val="standardContextual"/>
+    </w:rPr>
+  </w:style>
+  <w:style w:type="paragraph" w:customStyle="1" w:styleId="991165E37306479CA8B149C23404B338">
+    <w:name w:val="991165E37306479CA8B149C23404B338"/>
+    <w:rsid w:val="002C6D0A"/>
+    <w:pPr>
+      <w:spacing w:line="278" w:lineRule="auto"/>
+    </w:pPr>
+    <w:rPr>
+      <w:kern w:val="2"/>
+      <w:sz w:val="24"/>
+      <w:szCs w:val="24"/>
+      <w14:ligatures w14:val="standardContextual"/>
+    </w:rPr>
+  </w:style>
+  <w:style w:type="paragraph" w:customStyle="1" w:styleId="36C2B559A39E49F9BEE3CDE3198F407B">
+    <w:name w:val="36C2B559A39E49F9BEE3CDE3198F407B"/>
+    <w:rsid w:val="002C6D0A"/>
+    <w:pPr>
+      <w:spacing w:line="278" w:lineRule="auto"/>
+    </w:pPr>
+    <w:rPr>
+      <w:kern w:val="2"/>
+      <w:sz w:val="24"/>
+      <w:szCs w:val="24"/>
+      <w14:ligatures w14:val="standardContextual"/>
+    </w:rPr>
+  </w:style>
 </w:styles>
 </file>
 
 <file path=word/glossary/webSettings.xml><?xml version="1.0" encoding="utf-8"?>
-<w:webSettings xmlns:mc="http://schemas.openxmlformats.org/markup-compatibility/2006" xmlns:r="http://schemas.openxmlformats.org/officeDocument/2006/relationships" xmlns:w="http://schemas.openxmlformats.org/wordprocessingml/2006/main" xmlns:w14="http://schemas.microsoft.com/office/word/2010/wordml" xmlns:w15="http://schemas.microsoft.com/office/word/2012/wordml" xmlns:w16cex="http://schemas.microsoft.com/office/word/2018/wordml/cex" xmlns:w16cid="http://schemas.microsoft.com/office/word/2016/wordml/cid" xmlns:w16="http://schemas.microsoft.com/office/word/2018/wordml" xmlns:w16sdtdh="http://schemas.microsoft.com/office/word/2020/wordml/sdtdatahash" xmlns:w16se="http://schemas.microsoft.com/office/word/2015/wordml/symex" mc:Ignorable="w14 w15 w16se w16cid w16 w16cex w16sdtdh">
+<w:webSettings xmlns:mc="http://schemas.openxmlformats.org/markup-compatibility/2006" xmlns:r="http://schemas.openxmlformats.org/officeDocument/2006/relationships" xmlns:w="http://schemas.openxmlformats.org/wordprocessingml/2006/main" xmlns:w14="http://schemas.microsoft.com/office/word/2010/wordml" xmlns:w15="http://schemas.microsoft.com/office/word/2012/wordml" xmlns:w16cex="http://schemas.microsoft.com/office/word/2018/wordml/cex" xmlns:w16cid="http://schemas.microsoft.com/office/word/2016/wordml/cid" xmlns:w16="http://schemas.microsoft.com/office/word/2018/wordml" xmlns:w16du="http://schemas.microsoft.com/office/word/2023/wordml/word16du" xmlns:w16sdtdh="http://schemas.microsoft.com/office/word/2020/wordml/sdtdatahash" xmlns:w16sdtfl="http://schemas.microsoft.com/office/word/2024/wordml/sdtformatlock" xmlns:w16se="http://schemas.microsoft.com/office/word/2015/wordml/symex" mc:Ignorable="w14 w15 w16se w16cid w16 w16cex w16sdtdh w16sdtfl w16du">
   <w:optimizeForBrowser/>
   <w:allowPNG/>
 </w:webSettings>
